--- a/zht/docx/009.content.docx
+++ b/zht/docx/009.content.docx
@@ -8496,38 +8496,38 @@
         <w:rPr>
           <w:lang w:val="zh_TW" w:bidi="zh_TW"/>
         </w:rPr>
-        <w:t>節）。這不是呼籲盲目順服，而是自信而自由地在愛中服事。妻子甚至不必懼怕一個虐待她的丈夫（</w:t>
+        <w:t>節）。這不是呼籲盲目順服，而是自信而自由地在愛中服事。妻子可以藉著效法撒拉</w:t>
+      </w:r>
+      <w:r>
+        <w:rPr>
+          <w:i/>
+          <w:lang w:val="zh_TW" w:bidi="zh_TW"/>
+        </w:rPr>
+        <w:t>仰望</w:t>
+      </w:r>
+      <w:r>
+        <w:rPr>
+          <w:lang w:val="zh_TW" w:bidi="zh_TW"/>
+        </w:rPr>
+        <w:t>神的榜樣（</w:t>
+      </w:r>
+      <w:r>
+        <w:rPr>
+          <w:lang w:val="zh_TW" w:bidi="zh_TW"/>
+        </w:rPr>
+        <w:t>5</w:t>
+      </w:r>
+      <w:r>
+        <w:rPr>
+          <w:lang w:val="zh_TW" w:bidi="zh_TW"/>
+        </w:rPr>
+        <w:t>節），而活在坦然無懼之中（</w:t>
       </w:r>
       <w:r>
         <w:rPr>
           <w:lang w:val="zh_TW" w:bidi="zh_TW"/>
         </w:rPr>
         <w:t>6</w:t>
-      </w:r>
-      <w:r>
-        <w:rPr>
-          <w:lang w:val="zh_TW" w:bidi="zh_TW"/>
-        </w:rPr>
-        <w:t>節）。但如何做到呢？藉著效法撒拉對神的</w:t>
-      </w:r>
-      <w:r>
-        <w:rPr>
-          <w:i/>
-          <w:lang w:val="zh_TW" w:bidi="zh_TW"/>
-        </w:rPr>
-        <w:t>盼望</w:t>
-      </w:r>
-      <w:r>
-        <w:rPr>
-          <w:lang w:val="zh_TW" w:bidi="zh_TW"/>
-        </w:rPr>
-        <w:t>（</w:t>
-      </w:r>
-      <w:r>
-        <w:rPr>
-          <w:lang w:val="zh_TW" w:bidi="zh_TW"/>
-        </w:rPr>
-        <w:t>5</w:t>
       </w:r>
       <w:r>
         <w:rPr>
